--- a/Templates/Банкротство/Включение в РТК/ИП/Кредиторы/Незалог/Промежуточные/Возврат нет ГП реструктуризация.docx
+++ b/Templates/Банкротство/Включение в РТК/ИП/Кредиторы/Незалог/Промежуточные/Возврат нет ГП реструктуризация.docx
@@ -907,7 +907,7 @@
               <w:sz w:val="20"/>
               <w:szCs w:val="20"/>
             </w:rPr>
-            <w:t xml:space="preserve">*****</w:t>
+            <w:t xml:space="preserve"/>
           </w:r>
           <w:r>
             <w:rPr>
